--- a/ss04/ss04.docx
+++ b/ss04/ss04.docx
@@ -23,6 +23,7 @@
       </w:pPr>
       <w:r>
         <w:rPr>
+          <w:noProof/>
           <w:lang w:val="en-US"/>
         </w:rPr>
         <w:drawing>
@@ -41,7 +42,7 @@
                     <pic:cNvPicPr/>
                   </pic:nvPicPr>
                   <pic:blipFill>
-                    <a:blip r:embed="rId4"/>
+                    <a:blip r:embed="rId5"/>
                     <a:stretch>
                       <a:fillRect/>
                     </a:stretch>
@@ -849,6 +850,7 @@
       </w:pPr>
       <w:r>
         <w:rPr>
+          <w:noProof/>
           <w:lang w:val="en-US"/>
         </w:rPr>
         <w:drawing>
@@ -867,7 +869,7 @@
                     <pic:cNvPicPr/>
                   </pic:nvPicPr>
                   <pic:blipFill>
-                    <a:blip r:embed="rId5"/>
+                    <a:blip r:embed="rId6"/>
                     <a:stretch>
                       <a:fillRect/>
                     </a:stretch>
@@ -917,6 +919,7 @@
       </w:pPr>
       <w:r>
         <w:rPr>
+          <w:noProof/>
           <w:lang w:val="en-US"/>
         </w:rPr>
         <w:drawing>
@@ -935,7 +938,7 @@
                     <pic:cNvPicPr/>
                   </pic:nvPicPr>
                   <pic:blipFill>
-                    <a:blip r:embed="rId6"/>
+                    <a:blip r:embed="rId7"/>
                     <a:stretch>
                       <a:fillRect/>
                     </a:stretch>
@@ -977,6 +980,7 @@
       </w:pPr>
       <w:r>
         <w:rPr>
+          <w:noProof/>
           <w:lang w:val="en-US"/>
         </w:rPr>
         <w:drawing>
@@ -995,7 +999,7 @@
                     <pic:cNvPicPr/>
                   </pic:nvPicPr>
                   <pic:blipFill>
-                    <a:blip r:embed="rId7"/>
+                    <a:blip r:embed="rId8"/>
                     <a:stretch>
                       <a:fillRect/>
                     </a:stretch>
@@ -1087,6 +1091,7 @@
       </w:pPr>
       <w:r>
         <w:rPr>
+          <w:noProof/>
           <w:lang w:val="en-US"/>
         </w:rPr>
         <w:drawing>
@@ -1105,7 +1110,7 @@
                     <pic:cNvPicPr/>
                   </pic:nvPicPr>
                   <pic:blipFill>
-                    <a:blip r:embed="rId8"/>
+                    <a:blip r:embed="rId9"/>
                     <a:stretch>
                       <a:fillRect/>
                     </a:stretch>
@@ -1273,7 +1278,7 @@
                     </pic:cNvPicPr>
                   </pic:nvPicPr>
                   <pic:blipFill>
-                    <a:blip r:embed="rId9">
+                    <a:blip r:embed="rId10">
                       <a:extLst>
                         <a:ext uri="{28A0092B-C50C-407E-A947-70E740481C1C}">
                           <a14:useLocalDpi xmlns:a14="http://schemas.microsoft.com/office/drawing/2010/main" val="0"/>
@@ -1305,6 +1310,237 @@
         </w:drawing>
       </w:r>
     </w:p>
+    <w:p>
+      <w:pPr>
+        <w:rPr>
+          <w:lang w:val="en-US"/>
+        </w:rPr>
+      </w:pPr>
+      <w:r>
+        <w:rPr>
+          <w:lang w:val="en-US"/>
+        </w:rPr>
+        <w:t>Bài 9</w:t>
+      </w:r>
+      <w:r>
+        <w:rPr>
+          <w:lang w:val="en-US"/>
+        </w:rPr>
+        <w:t xml:space="preserve"> </w:t>
+      </w:r>
+    </w:p>
+    <w:p>
+      <w:pPr>
+        <w:rPr>
+          <w:lang w:val="en-US"/>
+        </w:rPr>
+      </w:pPr>
+      <w:r>
+        <w:rPr>
+          <w:lang w:val="en-US"/>
+        </w:rPr>
+        <w:t>Phân tích lỗi trong sơ đồ Class</w:t>
+      </w:r>
+    </w:p>
+    <w:p>
+      <w:pPr>
+        <w:numPr>
+          <w:ilvl w:val="0"/>
+          <w:numId w:val="1"/>
+        </w:numPr>
+        <w:rPr>
+          <w:lang w:val="en-US"/>
+        </w:rPr>
+      </w:pPr>
+      <w:r>
+        <w:rPr>
+          <w:lang w:val="en-US"/>
+        </w:rPr>
+        <w:t>Lỗi quan hệ giữa các class</w:t>
+      </w:r>
+    </w:p>
+    <w:p>
+      <w:pPr>
+        <w:numPr>
+          <w:ilvl w:val="0"/>
+          <w:numId w:val="2"/>
+        </w:numPr>
+        <w:rPr>
+          <w:lang w:val="en-US"/>
+        </w:rPr>
+      </w:pPr>
+      <w:r>
+        <w:rPr>
+          <w:lang w:val="en-US"/>
+        </w:rPr>
+        <w:t>Quan hệ giữa User và Order là một chiều nhưng không rõ ràng về loại quan hệ</w:t>
+      </w:r>
+    </w:p>
+    <w:p>
+      <w:pPr>
+        <w:numPr>
+          <w:ilvl w:val="0"/>
+          <w:numId w:val="2"/>
+        </w:numPr>
+        <w:rPr>
+          <w:lang w:val="en-US"/>
+        </w:rPr>
+      </w:pPr>
+      <w:r>
+        <w:rPr>
+          <w:lang w:val="en-US"/>
+        </w:rPr>
+        <w:t>Thiếu mô tả vai trò: Chưa thể hiện User có bao nhiêu Order</w:t>
+      </w:r>
+    </w:p>
+    <w:p>
+      <w:pPr>
+        <w:numPr>
+          <w:ilvl w:val="0"/>
+          <w:numId w:val="1"/>
+        </w:numPr>
+        <w:rPr>
+          <w:lang w:val="en-US"/>
+        </w:rPr>
+      </w:pPr>
+      <w:r>
+        <w:rPr>
+          <w:lang w:val="en-US"/>
+        </w:rPr>
+        <w:t>Lỗi về multiplicity</w:t>
+      </w:r>
+    </w:p>
+    <w:p>
+      <w:pPr>
+        <w:numPr>
+          <w:ilvl w:val="0"/>
+          <w:numId w:val="2"/>
+        </w:numPr>
+        <w:rPr>
+          <w:lang w:val="en-US"/>
+        </w:rPr>
+      </w:pPr>
+      <w:r>
+        <w:rPr>
+          <w:lang w:val="en-US"/>
+        </w:rPr>
+        <w:t>Không chỉ định multiplicity. Điều này gây mơ hồ:</w:t>
+      </w:r>
+    </w:p>
+    <w:p>
+      <w:pPr>
+        <w:numPr>
+          <w:ilvl w:val="0"/>
+          <w:numId w:val="3"/>
+        </w:numPr>
+        <w:rPr>
+          <w:lang w:val="en-US"/>
+        </w:rPr>
+      </w:pPr>
+      <w:r>
+        <w:rPr>
+          <w:lang w:val="en-US"/>
+        </w:rPr>
+        <w:t>Một User có thể có nhiều Order (1…*)</w:t>
+      </w:r>
+    </w:p>
+    <w:p>
+      <w:pPr>
+        <w:numPr>
+          <w:ilvl w:val="0"/>
+          <w:numId w:val="3"/>
+        </w:numPr>
+        <w:rPr>
+          <w:lang w:val="en-US"/>
+        </w:rPr>
+      </w:pPr>
+      <w:r>
+        <w:rPr>
+          <w:lang w:val="en-US"/>
+        </w:rPr>
+        <w:t>Một Order chỉ thuộc về một User</w:t>
+      </w:r>
+    </w:p>
+    <w:p>
+      <w:pPr>
+        <w:rPr>
+          <w:lang w:val="en-US"/>
+        </w:rPr>
+      </w:pPr>
+    </w:p>
+    <w:p>
+      <w:pPr>
+        <w:rPr>
+          <w:lang w:val="en-US"/>
+        </w:rPr>
+      </w:pPr>
+      <w:r>
+        <w:rPr>
+          <w:lang w:val="en-US"/>
+        </w:rPr>
+        <w:t>Sơ đồ class cải tiến</w:t>
+      </w:r>
+    </w:p>
+    <w:p>
+      <w:pPr>
+        <w:rPr>
+          <w:lang w:val="en-US"/>
+        </w:rPr>
+      </w:pPr>
+      <w:r>
+        <w:rPr>
+          <w:noProof/>
+        </w:rPr>
+        <w:drawing>
+          <wp:inline distT="0" distB="0" distL="0" distR="0" wp14:anchorId="661A77BF" wp14:editId="29335A77">
+            <wp:extent cx="5699760" cy="2133600"/>
+            <wp:effectExtent l="0" t="0" r="0" b="0"/>
+            <wp:docPr id="727570985" name="Picture 8" descr="A graph with white text and numbers&#10;&#10;AI-generated content may be incorrect."/>
+            <wp:cNvGraphicFramePr>
+              <a:graphicFrameLocks xmlns:a="http://schemas.openxmlformats.org/drawingml/2006/main" noChangeAspect="1"/>
+            </wp:cNvGraphicFramePr>
+            <a:graphic xmlns:a="http://schemas.openxmlformats.org/drawingml/2006/main">
+              <a:graphicData uri="http://schemas.openxmlformats.org/drawingml/2006/picture">
+                <pic:pic xmlns:pic="http://schemas.openxmlformats.org/drawingml/2006/picture">
+                  <pic:nvPicPr>
+                    <pic:cNvPr id="727570985" name="Picture 8" descr="A graph with white text and numbers&#10;&#10;AI-generated content may be incorrect."/>
+                    <pic:cNvPicPr>
+                      <a:picLocks noChangeAspect="1"/>
+                    </pic:cNvPicPr>
+                  </pic:nvPicPr>
+                  <pic:blipFill>
+                    <a:blip r:embed="rId11">
+                      <a:extLst>
+                        <a:ext uri="{28A0092B-C50C-407E-A947-70E740481C1C}">
+                          <a14:useLocalDpi xmlns:a14="http://schemas.microsoft.com/office/drawing/2010/main" val="0"/>
+                        </a:ext>
+                      </a:extLst>
+                    </a:blip>
+                    <a:srcRect/>
+                    <a:stretch>
+                      <a:fillRect/>
+                    </a:stretch>
+                  </pic:blipFill>
+                  <pic:spPr bwMode="auto">
+                    <a:xfrm>
+                      <a:off x="0" y="0"/>
+                      <a:ext cx="5699760" cy="2133600"/>
+                    </a:xfrm>
+                    <a:prstGeom prst="rect">
+                      <a:avLst/>
+                    </a:prstGeom>
+                    <a:noFill/>
+                    <a:ln>
+                      <a:noFill/>
+                    </a:ln>
+                  </pic:spPr>
+                </pic:pic>
+              </a:graphicData>
+            </a:graphic>
+          </wp:inline>
+        </w:drawing>
+      </w:r>
+    </w:p>
     <w:sectPr>
       <w:pgSz w:w="11907" w:h="16840" w:code="9"/>
       <w:pgMar w:top="1134" w:right="1134" w:bottom="1134" w:left="1701" w:header="720" w:footer="720" w:gutter="0"/>
@@ -1313,6 +1549,377 @@
     </w:sectPr>
   </w:body>
 </w:document>
+</file>
+
+<file path=word/numbering.xml><?xml version="1.0" encoding="utf-8"?>
+<w:numbering xmlns:wpc="http://schemas.microsoft.com/office/word/2010/wordprocessingCanvas" xmlns:cx="http://schemas.microsoft.com/office/drawing/2014/chartex" xmlns:cx1="http://schemas.microsoft.com/office/drawing/2015/9/8/chartex" xmlns:cx2="http://schemas.microsoft.com/office/drawing/2015/10/21/chartex" xmlns:cx3="http://schemas.microsoft.com/office/drawing/2016/5/9/chartex" xmlns:cx4="http://schemas.microsoft.com/office/drawing/2016/5/10/chartex" xmlns:cx5="http://schemas.microsoft.com/office/drawing/2016/5/11/chartex" xmlns:cx6="http://schemas.microsoft.com/office/drawing/2016/5/12/chartex" xmlns:cx7="http://schemas.microsoft.com/office/drawing/2016/5/13/chartex" xmlns:cx8="http://schemas.microsoft.com/office/drawing/2016/5/14/chartex" xmlns:mc="http://schemas.openxmlformats.org/markup-compatibility/2006" xmlns:aink="http://schemas.microsoft.com/office/drawing/2016/ink" xmlns:am3d="http://schemas.microsoft.com/office/drawing/2017/model3d" xmlns:o="urn:schemas-microsoft-com:office:office" xmlns:oel="http://schemas.microsoft.com/office/2019/extlst" xmlns:r="http://schemas.openxmlformats.org/officeDocument/2006/relationships" xmlns:m="http://schemas.openxmlformats.org/officeDocument/2006/math" xmlns:v="urn:schemas-microsoft-com:vml" xmlns:wp14="http://schemas.microsoft.com/office/word/2010/wordprocessingDrawing" xmlns:wp="http://schemas.openxmlformats.org/drawingml/2006/wordprocessingDrawing" xmlns:w10="urn:schemas-microsoft-com:office:word" xmlns:w="http://schemas.openxmlformats.org/wordprocessingml/2006/main" xmlns:w14="http://schemas.microsoft.com/office/word/2010/wordml" xmlns:w15="http://schemas.microsoft.com/office/word/2012/wordml" xmlns:w16cex="http://schemas.microsoft.com/office/word/2018/wordml/cex" xmlns:w16cid="http://schemas.microsoft.com/office/word/2016/wordml/cid" xmlns:w16="http://schemas.microsoft.com/office/word/2018/wordml" xmlns:w16du="http://schemas.microsoft.com/office/word/2023/wordml/word16du" xmlns:w16sdtdh="http://schemas.microsoft.com/office/word/2020/wordml/sdtdatahash" xmlns:w16sdtfl="http://schemas.microsoft.com/office/word/2024/wordml/sdtformatlock" xmlns:w16se="http://schemas.microsoft.com/office/word/2015/wordml/symex" xmlns:wpg="http://schemas.microsoft.com/office/word/2010/wordprocessingGroup" xmlns:wpi="http://schemas.microsoft.com/office/word/2010/wordprocessingInk" xmlns:wne="http://schemas.microsoft.com/office/word/2006/wordml" xmlns:wps="http://schemas.microsoft.com/office/word/2010/wordprocessingShape" mc:Ignorable="w14 w15 w16se w16cid w16 w16cex w16sdtdh w16sdtfl w16du wp14">
+  <w:abstractNum w:abstractNumId="0" w15:restartNumberingAfterBreak="0">
+    <w:nsid w:val="16DA4EE9"/>
+    <w:multiLevelType w:val="hybridMultilevel"/>
+    <w:tmpl w:val="F3E68564"/>
+    <w:lvl w:ilvl="0" w:tplc="0409000F">
+      <w:start w:val="1"/>
+      <w:numFmt w:val="decimal"/>
+      <w:lvlText w:val="%1."/>
+      <w:lvlJc w:val="left"/>
+      <w:pPr>
+        <w:ind w:left="720" w:hanging="360"/>
+      </w:pPr>
+    </w:lvl>
+    <w:lvl w:ilvl="1" w:tplc="04090019">
+      <w:start w:val="1"/>
+      <w:numFmt w:val="lowerLetter"/>
+      <w:lvlText w:val="%2."/>
+      <w:lvlJc w:val="left"/>
+      <w:pPr>
+        <w:ind w:left="1440" w:hanging="360"/>
+      </w:pPr>
+    </w:lvl>
+    <w:lvl w:ilvl="2" w:tplc="0409001B">
+      <w:start w:val="1"/>
+      <w:numFmt w:val="lowerRoman"/>
+      <w:lvlText w:val="%3."/>
+      <w:lvlJc w:val="right"/>
+      <w:pPr>
+        <w:ind w:left="2160" w:hanging="180"/>
+      </w:pPr>
+    </w:lvl>
+    <w:lvl w:ilvl="3" w:tplc="0409000F">
+      <w:start w:val="1"/>
+      <w:numFmt w:val="decimal"/>
+      <w:lvlText w:val="%4."/>
+      <w:lvlJc w:val="left"/>
+      <w:pPr>
+        <w:ind w:left="2880" w:hanging="360"/>
+      </w:pPr>
+    </w:lvl>
+    <w:lvl w:ilvl="4" w:tplc="04090019">
+      <w:start w:val="1"/>
+      <w:numFmt w:val="lowerLetter"/>
+      <w:lvlText w:val="%5."/>
+      <w:lvlJc w:val="left"/>
+      <w:pPr>
+        <w:ind w:left="3600" w:hanging="360"/>
+      </w:pPr>
+    </w:lvl>
+    <w:lvl w:ilvl="5" w:tplc="0409001B">
+      <w:start w:val="1"/>
+      <w:numFmt w:val="lowerRoman"/>
+      <w:lvlText w:val="%6."/>
+      <w:lvlJc w:val="right"/>
+      <w:pPr>
+        <w:ind w:left="4320" w:hanging="180"/>
+      </w:pPr>
+    </w:lvl>
+    <w:lvl w:ilvl="6" w:tplc="0409000F">
+      <w:start w:val="1"/>
+      <w:numFmt w:val="decimal"/>
+      <w:lvlText w:val="%7."/>
+      <w:lvlJc w:val="left"/>
+      <w:pPr>
+        <w:ind w:left="5040" w:hanging="360"/>
+      </w:pPr>
+    </w:lvl>
+    <w:lvl w:ilvl="7" w:tplc="04090019">
+      <w:start w:val="1"/>
+      <w:numFmt w:val="lowerLetter"/>
+      <w:lvlText w:val="%8."/>
+      <w:lvlJc w:val="left"/>
+      <w:pPr>
+        <w:ind w:left="5760" w:hanging="360"/>
+      </w:pPr>
+    </w:lvl>
+    <w:lvl w:ilvl="8" w:tplc="0409001B">
+      <w:start w:val="1"/>
+      <w:numFmt w:val="lowerRoman"/>
+      <w:lvlText w:val="%9."/>
+      <w:lvlJc w:val="right"/>
+      <w:pPr>
+        <w:ind w:left="6480" w:hanging="180"/>
+      </w:pPr>
+    </w:lvl>
+  </w:abstractNum>
+  <w:abstractNum w:abstractNumId="1" w15:restartNumberingAfterBreak="0">
+    <w:nsid w:val="1B327BBA"/>
+    <w:multiLevelType w:val="hybridMultilevel"/>
+    <w:tmpl w:val="B90CB496"/>
+    <w:lvl w:ilvl="0" w:tplc="F7647DD4">
+      <w:start w:val="1"/>
+      <w:numFmt w:val="bullet"/>
+      <w:lvlText w:val="-"/>
+      <w:lvlJc w:val="left"/>
+      <w:pPr>
+        <w:ind w:left="1080" w:hanging="360"/>
+      </w:pPr>
+      <w:rPr>
+        <w:rFonts w:ascii="Calibri" w:eastAsiaTheme="minorHAnsi" w:hAnsi="Calibri" w:cs="Calibri" w:hint="default"/>
+      </w:rPr>
+    </w:lvl>
+    <w:lvl w:ilvl="1" w:tplc="04090003">
+      <w:start w:val="1"/>
+      <w:numFmt w:val="bullet"/>
+      <w:lvlText w:val="o"/>
+      <w:lvlJc w:val="left"/>
+      <w:pPr>
+        <w:ind w:left="1800" w:hanging="360"/>
+      </w:pPr>
+      <w:rPr>
+        <w:rFonts w:ascii="Courier New" w:hAnsi="Courier New" w:cs="Courier New" w:hint="default"/>
+      </w:rPr>
+    </w:lvl>
+    <w:lvl w:ilvl="2" w:tplc="04090005">
+      <w:start w:val="1"/>
+      <w:numFmt w:val="bullet"/>
+      <w:lvlText w:val=""/>
+      <w:lvlJc w:val="left"/>
+      <w:pPr>
+        <w:ind w:left="2520" w:hanging="360"/>
+      </w:pPr>
+      <w:rPr>
+        <w:rFonts w:ascii="Wingdings" w:hAnsi="Wingdings" w:hint="default"/>
+      </w:rPr>
+    </w:lvl>
+    <w:lvl w:ilvl="3" w:tplc="04090001">
+      <w:start w:val="1"/>
+      <w:numFmt w:val="bullet"/>
+      <w:lvlText w:val=""/>
+      <w:lvlJc w:val="left"/>
+      <w:pPr>
+        <w:ind w:left="3240" w:hanging="360"/>
+      </w:pPr>
+      <w:rPr>
+        <w:rFonts w:ascii="Symbol" w:hAnsi="Symbol" w:hint="default"/>
+      </w:rPr>
+    </w:lvl>
+    <w:lvl w:ilvl="4" w:tplc="04090003">
+      <w:start w:val="1"/>
+      <w:numFmt w:val="bullet"/>
+      <w:lvlText w:val="o"/>
+      <w:lvlJc w:val="left"/>
+      <w:pPr>
+        <w:ind w:left="3960" w:hanging="360"/>
+      </w:pPr>
+      <w:rPr>
+        <w:rFonts w:ascii="Courier New" w:hAnsi="Courier New" w:cs="Courier New" w:hint="default"/>
+      </w:rPr>
+    </w:lvl>
+    <w:lvl w:ilvl="5" w:tplc="04090005">
+      <w:start w:val="1"/>
+      <w:numFmt w:val="bullet"/>
+      <w:lvlText w:val=""/>
+      <w:lvlJc w:val="left"/>
+      <w:pPr>
+        <w:ind w:left="4680" w:hanging="360"/>
+      </w:pPr>
+      <w:rPr>
+        <w:rFonts w:ascii="Wingdings" w:hAnsi="Wingdings" w:hint="default"/>
+      </w:rPr>
+    </w:lvl>
+    <w:lvl w:ilvl="6" w:tplc="04090001">
+      <w:start w:val="1"/>
+      <w:numFmt w:val="bullet"/>
+      <w:lvlText w:val=""/>
+      <w:lvlJc w:val="left"/>
+      <w:pPr>
+        <w:ind w:left="5400" w:hanging="360"/>
+      </w:pPr>
+      <w:rPr>
+        <w:rFonts w:ascii="Symbol" w:hAnsi="Symbol" w:hint="default"/>
+      </w:rPr>
+    </w:lvl>
+    <w:lvl w:ilvl="7" w:tplc="04090003">
+      <w:start w:val="1"/>
+      <w:numFmt w:val="bullet"/>
+      <w:lvlText w:val="o"/>
+      <w:lvlJc w:val="left"/>
+      <w:pPr>
+        <w:ind w:left="6120" w:hanging="360"/>
+      </w:pPr>
+      <w:rPr>
+        <w:rFonts w:ascii="Courier New" w:hAnsi="Courier New" w:cs="Courier New" w:hint="default"/>
+      </w:rPr>
+    </w:lvl>
+    <w:lvl w:ilvl="8" w:tplc="04090005">
+      <w:start w:val="1"/>
+      <w:numFmt w:val="bullet"/>
+      <w:lvlText w:val=""/>
+      <w:lvlJc w:val="left"/>
+      <w:pPr>
+        <w:ind w:left="6840" w:hanging="360"/>
+      </w:pPr>
+      <w:rPr>
+        <w:rFonts w:ascii="Wingdings" w:hAnsi="Wingdings" w:hint="default"/>
+      </w:rPr>
+    </w:lvl>
+  </w:abstractNum>
+  <w:abstractNum w:abstractNumId="2" w15:restartNumberingAfterBreak="0">
+    <w:nsid w:val="3AB448A8"/>
+    <w:multiLevelType w:val="hybridMultilevel"/>
+    <w:tmpl w:val="7EA4F894"/>
+    <w:lvl w:ilvl="0" w:tplc="DDB026D0">
+      <w:start w:val="1"/>
+      <w:numFmt w:val="bullet"/>
+      <w:lvlText w:val=""/>
+      <w:lvlJc w:val="left"/>
+      <w:pPr>
+        <w:ind w:left="1440" w:hanging="360"/>
+      </w:pPr>
+      <w:rPr>
+        <w:rFonts w:ascii="Symbol" w:eastAsiaTheme="minorHAnsi" w:hAnsi="Symbol" w:cstheme="minorBidi" w:hint="default"/>
+      </w:rPr>
+    </w:lvl>
+    <w:lvl w:ilvl="1" w:tplc="04090003">
+      <w:start w:val="1"/>
+      <w:numFmt w:val="bullet"/>
+      <w:lvlText w:val="o"/>
+      <w:lvlJc w:val="left"/>
+      <w:pPr>
+        <w:ind w:left="2160" w:hanging="360"/>
+      </w:pPr>
+      <w:rPr>
+        <w:rFonts w:ascii="Courier New" w:hAnsi="Courier New" w:cs="Courier New" w:hint="default"/>
+      </w:rPr>
+    </w:lvl>
+    <w:lvl w:ilvl="2" w:tplc="04090005">
+      <w:start w:val="1"/>
+      <w:numFmt w:val="bullet"/>
+      <w:lvlText w:val=""/>
+      <w:lvlJc w:val="left"/>
+      <w:pPr>
+        <w:ind w:left="2880" w:hanging="360"/>
+      </w:pPr>
+      <w:rPr>
+        <w:rFonts w:ascii="Wingdings" w:hAnsi="Wingdings" w:hint="default"/>
+      </w:rPr>
+    </w:lvl>
+    <w:lvl w:ilvl="3" w:tplc="04090001">
+      <w:start w:val="1"/>
+      <w:numFmt w:val="bullet"/>
+      <w:lvlText w:val=""/>
+      <w:lvlJc w:val="left"/>
+      <w:pPr>
+        <w:ind w:left="3600" w:hanging="360"/>
+      </w:pPr>
+      <w:rPr>
+        <w:rFonts w:ascii="Symbol" w:hAnsi="Symbol" w:hint="default"/>
+      </w:rPr>
+    </w:lvl>
+    <w:lvl w:ilvl="4" w:tplc="04090003">
+      <w:start w:val="1"/>
+      <w:numFmt w:val="bullet"/>
+      <w:lvlText w:val="o"/>
+      <w:lvlJc w:val="left"/>
+      <w:pPr>
+        <w:ind w:left="4320" w:hanging="360"/>
+      </w:pPr>
+      <w:rPr>
+        <w:rFonts w:ascii="Courier New" w:hAnsi="Courier New" w:cs="Courier New" w:hint="default"/>
+      </w:rPr>
+    </w:lvl>
+    <w:lvl w:ilvl="5" w:tplc="04090005">
+      <w:start w:val="1"/>
+      <w:numFmt w:val="bullet"/>
+      <w:lvlText w:val=""/>
+      <w:lvlJc w:val="left"/>
+      <w:pPr>
+        <w:ind w:left="5040" w:hanging="360"/>
+      </w:pPr>
+      <w:rPr>
+        <w:rFonts w:ascii="Wingdings" w:hAnsi="Wingdings" w:hint="default"/>
+      </w:rPr>
+    </w:lvl>
+    <w:lvl w:ilvl="6" w:tplc="04090001">
+      <w:start w:val="1"/>
+      <w:numFmt w:val="bullet"/>
+      <w:lvlText w:val=""/>
+      <w:lvlJc w:val="left"/>
+      <w:pPr>
+        <w:ind w:left="5760" w:hanging="360"/>
+      </w:pPr>
+      <w:rPr>
+        <w:rFonts w:ascii="Symbol" w:hAnsi="Symbol" w:hint="default"/>
+      </w:rPr>
+    </w:lvl>
+    <w:lvl w:ilvl="7" w:tplc="04090003">
+      <w:start w:val="1"/>
+      <w:numFmt w:val="bullet"/>
+      <w:lvlText w:val="o"/>
+      <w:lvlJc w:val="left"/>
+      <w:pPr>
+        <w:ind w:left="6480" w:hanging="360"/>
+      </w:pPr>
+      <w:rPr>
+        <w:rFonts w:ascii="Courier New" w:hAnsi="Courier New" w:cs="Courier New" w:hint="default"/>
+      </w:rPr>
+    </w:lvl>
+    <w:lvl w:ilvl="8" w:tplc="04090005">
+      <w:start w:val="1"/>
+      <w:numFmt w:val="bullet"/>
+      <w:lvlText w:val=""/>
+      <w:lvlJc w:val="left"/>
+      <w:pPr>
+        <w:ind w:left="7200" w:hanging="360"/>
+      </w:pPr>
+      <w:rPr>
+        <w:rFonts w:ascii="Wingdings" w:hAnsi="Wingdings" w:hint="default"/>
+      </w:rPr>
+    </w:lvl>
+  </w:abstractNum>
+  <w:num w:numId="1" w16cid:durableId="273371355">
+    <w:abstractNumId w:val="0"/>
+    <w:lvlOverride w:ilvl="0">
+      <w:startOverride w:val="1"/>
+    </w:lvlOverride>
+    <w:lvlOverride w:ilvl="1">
+      <w:startOverride w:val="1"/>
+    </w:lvlOverride>
+    <w:lvlOverride w:ilvl="2">
+      <w:startOverride w:val="1"/>
+    </w:lvlOverride>
+    <w:lvlOverride w:ilvl="3">
+      <w:startOverride w:val="1"/>
+    </w:lvlOverride>
+    <w:lvlOverride w:ilvl="4">
+      <w:startOverride w:val="1"/>
+    </w:lvlOverride>
+    <w:lvlOverride w:ilvl="5">
+      <w:startOverride w:val="1"/>
+    </w:lvlOverride>
+    <w:lvlOverride w:ilvl="6">
+      <w:startOverride w:val="1"/>
+    </w:lvlOverride>
+    <w:lvlOverride w:ilvl="7">
+      <w:startOverride w:val="1"/>
+    </w:lvlOverride>
+    <w:lvlOverride w:ilvl="8">
+      <w:startOverride w:val="1"/>
+    </w:lvlOverride>
+  </w:num>
+  <w:num w:numId="2" w16cid:durableId="1616327950">
+    <w:abstractNumId w:val="1"/>
+    <w:lvlOverride w:ilvl="0"/>
+    <w:lvlOverride w:ilvl="1"/>
+    <w:lvlOverride w:ilvl="2"/>
+    <w:lvlOverride w:ilvl="3"/>
+    <w:lvlOverride w:ilvl="4"/>
+    <w:lvlOverride w:ilvl="5"/>
+    <w:lvlOverride w:ilvl="6"/>
+    <w:lvlOverride w:ilvl="7"/>
+    <w:lvlOverride w:ilvl="8"/>
+  </w:num>
+  <w:num w:numId="3" w16cid:durableId="1182167177">
+    <w:abstractNumId w:val="2"/>
+    <w:lvlOverride w:ilvl="0"/>
+    <w:lvlOverride w:ilvl="1"/>
+    <w:lvlOverride w:ilvl="2"/>
+    <w:lvlOverride w:ilvl="3"/>
+    <w:lvlOverride w:ilvl="4"/>
+    <w:lvlOverride w:ilvl="5"/>
+    <w:lvlOverride w:ilvl="6"/>
+    <w:lvlOverride w:ilvl="7"/>
+    <w:lvlOverride w:ilvl="8"/>
+  </w:num>
+</w:numbering>
 </file>
 
 <file path=word/styles.xml><?xml version="1.0" encoding="utf-8"?>
